--- a/data/ai_paras/AI_para_167.docx
+++ b/data/ai_paras/AI_para_167.docx
@@ -4,7 +4,7 @@
   <w:body>
     <w:p>
       <w:r>
-        <w:t>The AA Capital Partners case illustrates the challenges faced by Ernst &amp; Young in auditing related-party transactions, which significantly contributed to their oversight failures. These transactions, which involved questionable financial dealings with John Orecchio, were not adequately scrutinized, resulting in misappropriation of client funds (Pearse et al. 117). The lack of thorough investigation into these transactions highlighted a gap in the audit procedures employed by Ernst &amp; Young, ultimately leading to substantial financial losses for the clients involved. This oversight not only violated federal securities laws but also underscored the need for stringent adherence to auditing standards to prevent similar future occurrences. Consequently, the financial implications of these oversights were severe, prompting regulatory scrutiny and legal repercussions for both AA Capital Partners and its auditors (Pearse et al. 117).</w:t>
+        <w:t>Ernst &amp; Young's decision not to rely on AA Capital's internal controls can be evaluated through the lens of audit risk and control effectiveness. The appropriateness of this decision hinges on the auditors' assessment of the reliability and robustness of the internal control system at the time (Ref-u602134). If auditors determine that internal controls are ineffective or inadequately designed, they may choose to perform additional substantive testing rather than rely on these controls. Situations where auditors might opt not to rely on a client's internal controls include cases of significant control deficiencies, prior history of control failures, or when new systems have been recently implemented and are not yet fully tested (Ref-u602134). By eschewing reliance on AA Capital's controls, Ernst &amp; Young aimed to mitigate audit risk through more direct verification methods, although this approach requires a careful balance to manage audit costs and efficiency.</w:t>
       </w:r>
     </w:p>
     <w:sectPr>
